--- a/notebook.docx
+++ b/notebook.docx
@@ -368,512 +368,535 @@
         </w:rPr>
         <w:t xml:space="preserve">    hasher.update(data);</w:t>
       </w:r>
+    </w:p>
+    <w:p>
+      <w:pPr>
+        <w:rPr>
+          <w:rFonts w:hint="default"/>
+          <w:lang w:val="en-US"/>
+        </w:rPr>
+      </w:pPr>
+      <w:r>
+        <w:rPr>
+          <w:rFonts w:hint="default"/>
+          <w:lang w:val="en-US"/>
+        </w:rPr>
+        <w:t xml:space="preserve">    let result = hasher.finalize();</w:t>
+      </w:r>
+    </w:p>
+    <w:p>
+      <w:pPr>
+        <w:rPr>
+          <w:rFonts w:hint="default"/>
+          <w:lang w:val="en-US"/>
+        </w:rPr>
+      </w:pPr>
+      <w:r>
+        <w:rPr>
+          <w:rFonts w:hint="default"/>
+          <w:lang w:val="en-US"/>
+        </w:rPr>
+        <w:t xml:space="preserve">    let mut hash_array = [0u8; 32];</w:t>
+      </w:r>
+    </w:p>
+    <w:p>
+      <w:pPr>
+        <w:rPr>
+          <w:rFonts w:hint="default"/>
+          <w:lang w:val="en-US"/>
+        </w:rPr>
+      </w:pPr>
+      <w:r>
+        <w:rPr>
+          <w:rFonts w:hint="default"/>
+          <w:lang w:val="en-US"/>
+        </w:rPr>
+        <w:t xml:space="preserve">    hash_array.copy_from_slice(&amp;result);</w:t>
+      </w:r>
+    </w:p>
+    <w:p>
+      <w:pPr>
+        <w:rPr>
+          <w:rFonts w:hint="default"/>
+          <w:lang w:val="en-US"/>
+        </w:rPr>
+      </w:pPr>
+      <w:r>
+        <w:rPr>
+          <w:rFonts w:hint="default"/>
+          <w:lang w:val="en-US"/>
+        </w:rPr>
+        <w:t xml:space="preserve">    hash_array</w:t>
+      </w:r>
+    </w:p>
+    <w:p>
+      <w:pPr>
+        <w:rPr>
+          <w:rFonts w:hint="default"/>
+          <w:lang w:val="en-US"/>
+        </w:rPr>
+      </w:pPr>
+      <w:r>
+        <w:rPr>
+          <w:rFonts w:hint="default"/>
+          <w:lang w:val="en-US"/>
+        </w:rPr>
+        <w:t>}</w:t>
+      </w:r>
+    </w:p>
+    <w:p>
+      <w:pPr>
+        <w:rPr>
+          <w:rFonts w:hint="default"/>
+          <w:lang w:val="en-US"/>
+        </w:rPr>
+      </w:pPr>
+      <w:r>
+        <w:rPr>
+          <w:rFonts w:hint="default"/>
+          <w:lang w:val="en-US"/>
+        </w:rPr>
+        <w:t>fn bytes_to_hex_string(bytes: &amp;[u8]) -&gt; String {</w:t>
+      </w:r>
+    </w:p>
+    <w:p>
+      <w:pPr>
+        <w:rPr>
+          <w:rFonts w:hint="default"/>
+          <w:lang w:val="en-US"/>
+        </w:rPr>
+      </w:pPr>
+      <w:r>
+        <w:rPr>
+          <w:rFonts w:hint="default"/>
+          <w:lang w:val="en-US"/>
+        </w:rPr>
+        <w:t xml:space="preserve">    bytes.iter().map(|b| format!("{:02x}", b)).collect()</w:t>
+      </w:r>
+    </w:p>
+    <w:p>
+      <w:pPr>
+        <w:rPr>
+          <w:rFonts w:hint="default"/>
+          <w:lang w:val="en-US"/>
+        </w:rPr>
+      </w:pPr>
+      <w:r>
+        <w:rPr>
+          <w:rFonts w:hint="default"/>
+          <w:lang w:val="en-US"/>
+        </w:rPr>
+        <w:t>}</w:t>
+      </w:r>
+    </w:p>
+    <w:p>
+      <w:pPr>
+        <w:rPr>
+          <w:rFonts w:hint="default"/>
+          <w:lang w:val="en-US"/>
+        </w:rPr>
+      </w:pPr>
+      <w:r>
+        <w:rPr>
+          <w:rFonts w:hint="default"/>
+          <w:lang w:val="en-US"/>
+        </w:rPr>
+        <w:t>fn main() {</w:t>
+      </w:r>
+    </w:p>
+    <w:p>
+      <w:pPr>
+        <w:rPr>
+          <w:rFonts w:hint="default"/>
+          <w:lang w:val="en-US"/>
+        </w:rPr>
+      </w:pPr>
+      <w:r>
+        <w:rPr>
+          <w:rFonts w:hint="default"/>
+          <w:lang w:val="en-US"/>
+        </w:rPr>
+        <w:t xml:space="preserve">    let data1 = b"Hello, world!".to_vec();</w:t>
+      </w:r>
+    </w:p>
+    <w:p>
+      <w:pPr>
+        <w:rPr>
+          <w:rFonts w:hint="default"/>
+          <w:lang w:val="en-US"/>
+        </w:rPr>
+      </w:pPr>
+      <w:r>
+        <w:rPr>
+          <w:rFonts w:hint="default"/>
+          <w:lang w:val="en-US"/>
+        </w:rPr>
+        <w:t xml:space="preserve">    let mut data2 = data1.clone();</w:t>
+      </w:r>
+    </w:p>
+    <w:p>
+      <w:pPr>
+        <w:rPr>
+          <w:rFonts w:hint="default"/>
+          <w:lang w:val="en-US"/>
+        </w:rPr>
+      </w:pPr>
+      <w:r>
+        <w:rPr>
+          <w:rFonts w:hint="default"/>
+          <w:lang w:val="en-US"/>
+        </w:rPr>
+        <w:t xml:space="preserve">    data2[0] ^= 1;</w:t>
+      </w:r>
+    </w:p>
+    <w:p>
+      <w:pPr>
+        <w:rPr>
+          <w:rFonts w:hint="default"/>
+          <w:lang w:val="en-US"/>
+        </w:rPr>
+      </w:pPr>
+      <w:r>
+        <w:rPr>
+          <w:rFonts w:hint="default"/>
+          <w:lang w:val="en-US"/>
+        </w:rPr>
+        <w:t xml:space="preserve">    let hash1 = hash_block(&amp;data1);</w:t>
+      </w:r>
+    </w:p>
+    <w:p>
+      <w:pPr>
+        <w:rPr>
+          <w:rFonts w:hint="default"/>
+          <w:lang w:val="en-US"/>
+        </w:rPr>
+      </w:pPr>
+      <w:r>
+        <w:rPr>
+          <w:rFonts w:hint="default"/>
+          <w:lang w:val="en-US"/>
+        </w:rPr>
+        <w:t xml:space="preserve">    let hash2 = hash_block(&amp;data2);</w:t>
+      </w:r>
+    </w:p>
+    <w:p>
+      <w:pPr>
+        <w:rPr>
+          <w:rFonts w:hint="default"/>
+          <w:lang w:val="en-US"/>
+        </w:rPr>
+      </w:pPr>
+      <w:r>
+        <w:rPr>
+          <w:rFonts w:hint="default"/>
+          <w:lang w:val="en-US"/>
+        </w:rPr>
+        <w:t xml:space="preserve">    let mut diffs_bits = 0;</w:t>
+      </w:r>
+    </w:p>
+    <w:p>
+      <w:pPr>
+        <w:rPr>
+          <w:rFonts w:hint="default"/>
+          <w:lang w:val="en-US"/>
+        </w:rPr>
+      </w:pPr>
+      <w:r>
+        <w:rPr>
+          <w:rFonts w:hint="default"/>
+          <w:lang w:val="en-US"/>
+        </w:rPr>
+        <w:t xml:space="preserve">    for i in 0..32 {</w:t>
+      </w:r>
+    </w:p>
+    <w:p>
+      <w:pPr>
+        <w:rPr>
+          <w:rFonts w:hint="default"/>
+          <w:lang w:val="en-US"/>
+        </w:rPr>
+      </w:pPr>
+      <w:r>
+        <w:rPr>
+          <w:rFonts w:hint="default"/>
+          <w:lang w:val="en-US"/>
+        </w:rPr>
+        <w:t xml:space="preserve">        let diff_byte = hash1[i] ^ hash2[i];</w:t>
+      </w:r>
+    </w:p>
+    <w:p>
+      <w:pPr>
+        <w:rPr>
+          <w:rFonts w:hint="default"/>
+          <w:lang w:val="en-US"/>
+        </w:rPr>
+      </w:pPr>
+      <w:r>
+        <w:rPr>
+          <w:rFonts w:hint="default"/>
+          <w:lang w:val="en-US"/>
+        </w:rPr>
+        <w:t xml:space="preserve">        diffs_bits += diff_byte.count_ones();</w:t>
+      </w:r>
+    </w:p>
+    <w:p>
+      <w:pPr>
+        <w:rPr>
+          <w:rFonts w:hint="default"/>
+          <w:lang w:val="en-US"/>
+        </w:rPr>
+      </w:pPr>
+      <w:r>
+        <w:rPr>
+          <w:rFonts w:hint="default"/>
+          <w:lang w:val="en-US"/>
+        </w:rPr>
+        <w:t xml:space="preserve">    }</w:t>
+      </w:r>
+    </w:p>
+    <w:p>
+      <w:pPr>
+        <w:rPr>
+          <w:rFonts w:hint="default"/>
+          <w:lang w:val="en-US"/>
+        </w:rPr>
+      </w:pPr>
+      <w:r>
+        <w:rPr>
+          <w:rFonts w:hint="default"/>
+          <w:lang w:val="en-US"/>
+        </w:rPr>
+        <w:t xml:space="preserve">    println!("Data 1 (String): {:?}", String::from_utf8_lossy(&amp;data1));</w:t>
+      </w:r>
+    </w:p>
+    <w:p>
+      <w:pPr>
+        <w:rPr>
+          <w:rFonts w:hint="default"/>
+          <w:lang w:val="en-US"/>
+        </w:rPr>
+      </w:pPr>
+      <w:r>
+        <w:rPr>
+          <w:rFonts w:hint="default"/>
+          <w:lang w:val="en-US"/>
+        </w:rPr>
+        <w:t xml:space="preserve">    println!("Data 2 (String): {:?}", String::from_utf8_lossy(&amp;data2));</w:t>
+      </w:r>
+    </w:p>
+    <w:p>
+      <w:pPr>
+        <w:rPr>
+          <w:rFonts w:hint="default"/>
+          <w:lang w:val="en-US"/>
+        </w:rPr>
+      </w:pPr>
+    </w:p>
+    <w:p>
+      <w:pPr>
+        <w:rPr>
+          <w:rFonts w:hint="default"/>
+          <w:lang w:val="en-US"/>
+        </w:rPr>
+      </w:pPr>
+      <w:r>
+        <w:rPr>
+          <w:rFonts w:hint="default"/>
+          <w:lang w:val="en-US"/>
+        </w:rPr>
+        <w:t xml:space="preserve">    println!("Hash 1: {}", bytes_to_hex_string(&amp;hash1));</w:t>
+      </w:r>
+    </w:p>
+    <w:p>
+      <w:pPr>
+        <w:rPr>
+          <w:rFonts w:hint="default"/>
+          <w:lang w:val="en-US"/>
+        </w:rPr>
+      </w:pPr>
+      <w:r>
+        <w:rPr>
+          <w:rFonts w:hint="default"/>
+          <w:lang w:val="en-US"/>
+        </w:rPr>
+        <w:t xml:space="preserve">    println!("Hash 2: {}", bytes_to_hex_string(&amp;hash2));</w:t>
+      </w:r>
+    </w:p>
+    <w:p>
+      <w:pPr>
+        <w:rPr>
+          <w:rFonts w:hint="default"/>
+          <w:lang w:val="en-US"/>
+        </w:rPr>
+      </w:pPr>
+      <w:r>
+        <w:rPr>
+          <w:rFonts w:hint="default"/>
+          <w:lang w:val="en-US"/>
+        </w:rPr>
+        <w:t xml:space="preserve">    </w:t>
+      </w:r>
+    </w:p>
+    <w:p>
+      <w:pPr>
+        <w:rPr>
+          <w:rFonts w:hint="default"/>
+          <w:lang w:val="en-US"/>
+        </w:rPr>
+      </w:pPr>
+      <w:r>
+        <w:rPr>
+          <w:rFonts w:hint="default"/>
+          <w:lang w:val="en-US"/>
+        </w:rPr>
+        <w:t xml:space="preserve">    println!("Tong so bit khac nhau : {}", diffs_bits);</w:t>
+      </w:r>
+    </w:p>
+    <w:p>
+      <w:pPr>
+        <w:rPr>
+          <w:rFonts w:hint="default"/>
+          <w:lang w:val="en-US"/>
+        </w:rPr>
+      </w:pPr>
+    </w:p>
+    <w:p>
+      <w:pPr>
+        <w:rPr>
+          <w:rFonts w:hint="default"/>
+          <w:lang w:val="en-US"/>
+        </w:rPr>
+      </w:pPr>
+      <w:r>
+        <w:rPr>
+          <w:rFonts w:hint="default"/>
+          <w:lang w:val="en-US"/>
+        </w:rPr>
+        <w:t xml:space="preserve">    let percentage = (diffs_bits as f64 / 256.0) * 100.0;</w:t>
+      </w:r>
+    </w:p>
+    <w:p>
+      <w:pPr>
+        <w:rPr>
+          <w:rFonts w:hint="default"/>
+          <w:lang w:val="en-US"/>
+        </w:rPr>
+      </w:pPr>
+      <w:r>
+        <w:rPr>
+          <w:rFonts w:hint="default"/>
+          <w:lang w:val="en-US"/>
+        </w:rPr>
+        <w:t xml:space="preserve">    println!("Ti le thay doi: {:.2}%", percentage);</w:t>
+      </w:r>
+    </w:p>
+    <w:p>
+      <w:pPr>
+        <w:rPr>
+          <w:rFonts w:hint="default"/>
+          <w:lang w:val="en-US"/>
+        </w:rPr>
+      </w:pPr>
+      <w:r>
+        <w:rPr>
+          <w:rFonts w:hint="default"/>
+          <w:lang w:val="en-US"/>
+        </w:rPr>
+        <w:t xml:space="preserve">    </w:t>
+      </w:r>
+    </w:p>
+    <w:p>
+      <w:pPr>
+        <w:rPr>
+          <w:rFonts w:hint="default"/>
+          <w:lang w:val="en-US"/>
+        </w:rPr>
+      </w:pPr>
+      <w:r>
+        <w:rPr>
+          <w:rFonts w:hint="default"/>
+          <w:lang w:val="en-US"/>
+        </w:rPr>
+        <w:t xml:space="preserve">    if percentage &gt;45.0 &amp;&amp; percentage &lt; 55.0 {</w:t>
+      </w:r>
+    </w:p>
+    <w:p>
+      <w:pPr>
+        <w:rPr>
+          <w:rFonts w:hint="default"/>
+          <w:lang w:val="en-US"/>
+        </w:rPr>
+      </w:pPr>
+      <w:r>
+        <w:rPr>
+          <w:rFonts w:hint="default"/>
+          <w:lang w:val="en-US"/>
+        </w:rPr>
+        <w:t xml:space="preserve">        println!("xoay quanh 50%");</w:t>
+      </w:r>
+    </w:p>
+    <w:p>
+      <w:pPr>
+        <w:rPr>
+          <w:rFonts w:hint="default"/>
+          <w:lang w:val="en-US"/>
+        </w:rPr>
+      </w:pPr>
+      <w:r>
+        <w:rPr>
+          <w:rFonts w:hint="default"/>
+          <w:lang w:val="en-US"/>
+        </w:rPr>
+        <w:t xml:space="preserve">    }</w:t>
+      </w:r>
+    </w:p>
+    <w:p>
+      <w:pPr>
+        <w:rPr>
+          <w:rFonts w:hint="default"/>
+          <w:lang w:val="en-US"/>
+        </w:rPr>
+      </w:pPr>
+      <w:r>
+        <w:rPr>
+          <w:rFonts w:hint="default"/>
+          <w:lang w:val="en-US"/>
+        </w:rPr>
+        <w:t>}</w:t>
+      </w:r>
+    </w:p>
+    <w:p>
+      <w:pPr>
+        <w:rPr>
+          <w:rFonts w:hint="default"/>
+          <w:lang w:val="en-US"/>
+        </w:rPr>
+      </w:pPr>
+    </w:p>
+    <w:p>
+      <w:pPr>
+        <w:rPr>
+          <w:rFonts w:hint="default"/>
+          <w:lang w:val="en-US"/>
+        </w:rPr>
+      </w:pPr>
+      <w:r>
+        <w:rPr>
+          <w:rFonts w:hint="default"/>
+          <w:lang w:val="en-US"/>
+        </w:rPr>
+        <w:t>Ngày 3</w:t>
+      </w:r>
+    </w:p>
+    <w:p>
+      <w:pPr>
+        <w:rPr>
+          <w:rFonts w:hint="default"/>
+          <w:lang w:val="en-US"/>
+        </w:rPr>
+      </w:pPr>
       <w:bookmarkStart w:id="0" w:name="_GoBack"/>
       <w:bookmarkEnd w:id="0"/>
-    </w:p>
-    <w:p>
-      <w:pPr>
-        <w:rPr>
-          <w:rFonts w:hint="default"/>
-          <w:lang w:val="en-US"/>
-        </w:rPr>
-      </w:pPr>
-      <w:r>
-        <w:rPr>
-          <w:rFonts w:hint="default"/>
-          <w:lang w:val="en-US"/>
-        </w:rPr>
-        <w:t xml:space="preserve">    let result = hasher.finalize();</w:t>
-      </w:r>
-    </w:p>
-    <w:p>
-      <w:pPr>
-        <w:rPr>
-          <w:rFonts w:hint="default"/>
-          <w:lang w:val="en-US"/>
-        </w:rPr>
-      </w:pPr>
-      <w:r>
-        <w:rPr>
-          <w:rFonts w:hint="default"/>
-          <w:lang w:val="en-US"/>
-        </w:rPr>
-        <w:t xml:space="preserve">    let mut hash_array = [0u8; 32];</w:t>
-      </w:r>
-    </w:p>
-    <w:p>
-      <w:pPr>
-        <w:rPr>
-          <w:rFonts w:hint="default"/>
-          <w:lang w:val="en-US"/>
-        </w:rPr>
-      </w:pPr>
-      <w:r>
-        <w:rPr>
-          <w:rFonts w:hint="default"/>
-          <w:lang w:val="en-US"/>
-        </w:rPr>
-        <w:t xml:space="preserve">    hash_array.copy_from_slice(&amp;result);</w:t>
-      </w:r>
-    </w:p>
-    <w:p>
-      <w:pPr>
-        <w:rPr>
-          <w:rFonts w:hint="default"/>
-          <w:lang w:val="en-US"/>
-        </w:rPr>
-      </w:pPr>
-      <w:r>
-        <w:rPr>
-          <w:rFonts w:hint="default"/>
-          <w:lang w:val="en-US"/>
-        </w:rPr>
-        <w:t xml:space="preserve">    hash_array</w:t>
-      </w:r>
-    </w:p>
-    <w:p>
-      <w:pPr>
-        <w:rPr>
-          <w:rFonts w:hint="default"/>
-          <w:lang w:val="en-US"/>
-        </w:rPr>
-      </w:pPr>
-      <w:r>
-        <w:rPr>
-          <w:rFonts w:hint="default"/>
-          <w:lang w:val="en-US"/>
-        </w:rPr>
-        <w:t>}</w:t>
-      </w:r>
-    </w:p>
-    <w:p>
-      <w:pPr>
-        <w:rPr>
-          <w:rFonts w:hint="default"/>
-          <w:lang w:val="en-US"/>
-        </w:rPr>
-      </w:pPr>
-      <w:r>
-        <w:rPr>
-          <w:rFonts w:hint="default"/>
-          <w:lang w:val="en-US"/>
-        </w:rPr>
-        <w:t>fn bytes_to_hex_string(bytes: &amp;[u8]) -&gt; String {</w:t>
-      </w:r>
-    </w:p>
-    <w:p>
-      <w:pPr>
-        <w:rPr>
-          <w:rFonts w:hint="default"/>
-          <w:lang w:val="en-US"/>
-        </w:rPr>
-      </w:pPr>
-      <w:r>
-        <w:rPr>
-          <w:rFonts w:hint="default"/>
-          <w:lang w:val="en-US"/>
-        </w:rPr>
-        <w:t xml:space="preserve">    bytes.iter().map(|b| format!("{:02x}", b)).collect()</w:t>
-      </w:r>
-    </w:p>
-    <w:p>
-      <w:pPr>
-        <w:rPr>
-          <w:rFonts w:hint="default"/>
-          <w:lang w:val="en-US"/>
-        </w:rPr>
-      </w:pPr>
-      <w:r>
-        <w:rPr>
-          <w:rFonts w:hint="default"/>
-          <w:lang w:val="en-US"/>
-        </w:rPr>
-        <w:t>}</w:t>
-      </w:r>
-    </w:p>
-    <w:p>
-      <w:pPr>
-        <w:rPr>
-          <w:rFonts w:hint="default"/>
-          <w:lang w:val="en-US"/>
-        </w:rPr>
-      </w:pPr>
-      <w:r>
-        <w:rPr>
-          <w:rFonts w:hint="default"/>
-          <w:lang w:val="en-US"/>
-        </w:rPr>
-        <w:t>fn main() {</w:t>
-      </w:r>
-    </w:p>
-    <w:p>
-      <w:pPr>
-        <w:rPr>
-          <w:rFonts w:hint="default"/>
-          <w:lang w:val="en-US"/>
-        </w:rPr>
-      </w:pPr>
-      <w:r>
-        <w:rPr>
-          <w:rFonts w:hint="default"/>
-          <w:lang w:val="en-US"/>
-        </w:rPr>
-        <w:t xml:space="preserve">    let data1 = b"Hello, world!".to_vec();</w:t>
-      </w:r>
-    </w:p>
-    <w:p>
-      <w:pPr>
-        <w:rPr>
-          <w:rFonts w:hint="default"/>
-          <w:lang w:val="en-US"/>
-        </w:rPr>
-      </w:pPr>
-      <w:r>
-        <w:rPr>
-          <w:rFonts w:hint="default"/>
-          <w:lang w:val="en-US"/>
-        </w:rPr>
-        <w:t xml:space="preserve">    let mut data2 = data1.clone();</w:t>
-      </w:r>
-    </w:p>
-    <w:p>
-      <w:pPr>
-        <w:rPr>
-          <w:rFonts w:hint="default"/>
-          <w:lang w:val="en-US"/>
-        </w:rPr>
-      </w:pPr>
-      <w:r>
-        <w:rPr>
-          <w:rFonts w:hint="default"/>
-          <w:lang w:val="en-US"/>
-        </w:rPr>
-        <w:t xml:space="preserve">    data2[0] ^= 1;</w:t>
-      </w:r>
-    </w:p>
-    <w:p>
-      <w:pPr>
-        <w:rPr>
-          <w:rFonts w:hint="default"/>
-          <w:lang w:val="en-US"/>
-        </w:rPr>
-      </w:pPr>
-      <w:r>
-        <w:rPr>
-          <w:rFonts w:hint="default"/>
-          <w:lang w:val="en-US"/>
-        </w:rPr>
-        <w:t xml:space="preserve">    let hash1 = hash_block(&amp;data1);</w:t>
-      </w:r>
-    </w:p>
-    <w:p>
-      <w:pPr>
-        <w:rPr>
-          <w:rFonts w:hint="default"/>
-          <w:lang w:val="en-US"/>
-        </w:rPr>
-      </w:pPr>
-      <w:r>
-        <w:rPr>
-          <w:rFonts w:hint="default"/>
-          <w:lang w:val="en-US"/>
-        </w:rPr>
-        <w:t xml:space="preserve">    let hash2 = hash_block(&amp;data2);</w:t>
-      </w:r>
-    </w:p>
-    <w:p>
-      <w:pPr>
-        <w:rPr>
-          <w:rFonts w:hint="default"/>
-          <w:lang w:val="en-US"/>
-        </w:rPr>
-      </w:pPr>
-      <w:r>
-        <w:rPr>
-          <w:rFonts w:hint="default"/>
-          <w:lang w:val="en-US"/>
-        </w:rPr>
-        <w:t xml:space="preserve">    let mut diffs_bits = 0;</w:t>
-      </w:r>
-    </w:p>
-    <w:p>
-      <w:pPr>
-        <w:rPr>
-          <w:rFonts w:hint="default"/>
-          <w:lang w:val="en-US"/>
-        </w:rPr>
-      </w:pPr>
-      <w:r>
-        <w:rPr>
-          <w:rFonts w:hint="default"/>
-          <w:lang w:val="en-US"/>
-        </w:rPr>
-        <w:t xml:space="preserve">    for i in 0..32 {</w:t>
-      </w:r>
-    </w:p>
-    <w:p>
-      <w:pPr>
-        <w:rPr>
-          <w:rFonts w:hint="default"/>
-          <w:lang w:val="en-US"/>
-        </w:rPr>
-      </w:pPr>
-      <w:r>
-        <w:rPr>
-          <w:rFonts w:hint="default"/>
-          <w:lang w:val="en-US"/>
-        </w:rPr>
-        <w:t xml:space="preserve">        let diff_byte = hash1[i] ^ hash2[i];</w:t>
-      </w:r>
-    </w:p>
-    <w:p>
-      <w:pPr>
-        <w:rPr>
-          <w:rFonts w:hint="default"/>
-          <w:lang w:val="en-US"/>
-        </w:rPr>
-      </w:pPr>
-      <w:r>
-        <w:rPr>
-          <w:rFonts w:hint="default"/>
-          <w:lang w:val="en-US"/>
-        </w:rPr>
-        <w:t xml:space="preserve">        diffs_bits += diff_byte.count_ones();</w:t>
-      </w:r>
-    </w:p>
-    <w:p>
-      <w:pPr>
-        <w:rPr>
-          <w:rFonts w:hint="default"/>
-          <w:lang w:val="en-US"/>
-        </w:rPr>
-      </w:pPr>
-      <w:r>
-        <w:rPr>
-          <w:rFonts w:hint="default"/>
-          <w:lang w:val="en-US"/>
-        </w:rPr>
-        <w:t xml:space="preserve">    }</w:t>
-      </w:r>
-    </w:p>
-    <w:p>
-      <w:pPr>
-        <w:rPr>
-          <w:rFonts w:hint="default"/>
-          <w:lang w:val="en-US"/>
-        </w:rPr>
-      </w:pPr>
-      <w:r>
-        <w:rPr>
-          <w:rFonts w:hint="default"/>
-          <w:lang w:val="en-US"/>
-        </w:rPr>
-        <w:t xml:space="preserve">    println!("Data 1 (String): {:?}", String::from_utf8_lossy(&amp;data1));</w:t>
-      </w:r>
-    </w:p>
-    <w:p>
-      <w:pPr>
-        <w:rPr>
-          <w:rFonts w:hint="default"/>
-          <w:lang w:val="en-US"/>
-        </w:rPr>
-      </w:pPr>
-      <w:r>
-        <w:rPr>
-          <w:rFonts w:hint="default"/>
-          <w:lang w:val="en-US"/>
-        </w:rPr>
-        <w:t xml:space="preserve">    println!("Data 2 (String): {:?}", String::from_utf8_lossy(&amp;data2));</w:t>
-      </w:r>
-    </w:p>
-    <w:p>
-      <w:pPr>
-        <w:rPr>
-          <w:rFonts w:hint="default"/>
-          <w:lang w:val="en-US"/>
-        </w:rPr>
-      </w:pPr>
-    </w:p>
-    <w:p>
-      <w:pPr>
-        <w:rPr>
-          <w:rFonts w:hint="default"/>
-          <w:lang w:val="en-US"/>
-        </w:rPr>
-      </w:pPr>
-      <w:r>
-        <w:rPr>
-          <w:rFonts w:hint="default"/>
-          <w:lang w:val="en-US"/>
-        </w:rPr>
-        <w:t xml:space="preserve">    println!("Hash 1: {}", bytes_to_hex_string(&amp;hash1));</w:t>
-      </w:r>
-    </w:p>
-    <w:p>
-      <w:pPr>
-        <w:rPr>
-          <w:rFonts w:hint="default"/>
-          <w:lang w:val="en-US"/>
-        </w:rPr>
-      </w:pPr>
-      <w:r>
-        <w:rPr>
-          <w:rFonts w:hint="default"/>
-          <w:lang w:val="en-US"/>
-        </w:rPr>
-        <w:t xml:space="preserve">    println!("Hash 2: {}", bytes_to_hex_string(&amp;hash2));</w:t>
-      </w:r>
-    </w:p>
-    <w:p>
-      <w:pPr>
-        <w:rPr>
-          <w:rFonts w:hint="default"/>
-          <w:lang w:val="en-US"/>
-        </w:rPr>
-      </w:pPr>
-      <w:r>
-        <w:rPr>
-          <w:rFonts w:hint="default"/>
-          <w:lang w:val="en-US"/>
-        </w:rPr>
-        <w:t xml:space="preserve">    </w:t>
-      </w:r>
-    </w:p>
-    <w:p>
-      <w:pPr>
-        <w:rPr>
-          <w:rFonts w:hint="default"/>
-          <w:lang w:val="en-US"/>
-        </w:rPr>
-      </w:pPr>
-      <w:r>
-        <w:rPr>
-          <w:rFonts w:hint="default"/>
-          <w:lang w:val="en-US"/>
-        </w:rPr>
-        <w:t xml:space="preserve">    println!("Tong so bit khac nhau : {}", diffs_bits);</w:t>
-      </w:r>
-    </w:p>
-    <w:p>
-      <w:pPr>
-        <w:rPr>
-          <w:rFonts w:hint="default"/>
-          <w:lang w:val="en-US"/>
-        </w:rPr>
-      </w:pPr>
-    </w:p>
-    <w:p>
-      <w:pPr>
-        <w:rPr>
-          <w:rFonts w:hint="default"/>
-          <w:lang w:val="en-US"/>
-        </w:rPr>
-      </w:pPr>
-      <w:r>
-        <w:rPr>
-          <w:rFonts w:hint="default"/>
-          <w:lang w:val="en-US"/>
-        </w:rPr>
-        <w:t xml:space="preserve">    let percentage = (diffs_bits as f64 / 256.0) * 100.0;</w:t>
-      </w:r>
-    </w:p>
-    <w:p>
-      <w:pPr>
-        <w:rPr>
-          <w:rFonts w:hint="default"/>
-          <w:lang w:val="en-US"/>
-        </w:rPr>
-      </w:pPr>
-      <w:r>
-        <w:rPr>
-          <w:rFonts w:hint="default"/>
-          <w:lang w:val="en-US"/>
-        </w:rPr>
-        <w:t xml:space="preserve">    println!("Ti le thay doi: {:.2}%", percentage);</w:t>
-      </w:r>
-    </w:p>
-    <w:p>
-      <w:pPr>
-        <w:rPr>
-          <w:rFonts w:hint="default"/>
-          <w:lang w:val="en-US"/>
-        </w:rPr>
-      </w:pPr>
-      <w:r>
-        <w:rPr>
-          <w:rFonts w:hint="default"/>
-          <w:lang w:val="en-US"/>
-        </w:rPr>
-        <w:t xml:space="preserve">    </w:t>
-      </w:r>
-    </w:p>
-    <w:p>
-      <w:pPr>
-        <w:rPr>
-          <w:rFonts w:hint="default"/>
-          <w:lang w:val="en-US"/>
-        </w:rPr>
-      </w:pPr>
-      <w:r>
-        <w:rPr>
-          <w:rFonts w:hint="default"/>
-          <w:lang w:val="en-US"/>
-        </w:rPr>
-        <w:t xml:space="preserve">    if percentage &gt;45.0 &amp;&amp; percentage &lt; 55.0 {</w:t>
-      </w:r>
-    </w:p>
-    <w:p>
-      <w:pPr>
-        <w:rPr>
-          <w:rFonts w:hint="default"/>
-          <w:lang w:val="en-US"/>
-        </w:rPr>
-      </w:pPr>
-      <w:r>
-        <w:rPr>
-          <w:rFonts w:hint="default"/>
-          <w:lang w:val="en-US"/>
-        </w:rPr>
-        <w:t xml:space="preserve">        println!("xoay quanh 50%");</w:t>
-      </w:r>
-    </w:p>
-    <w:p>
-      <w:pPr>
-        <w:rPr>
-          <w:rFonts w:hint="default"/>
-          <w:lang w:val="en-US"/>
-        </w:rPr>
-      </w:pPr>
-      <w:r>
-        <w:rPr>
-          <w:rFonts w:hint="default"/>
-          <w:lang w:val="en-US"/>
-        </w:rPr>
-        <w:t xml:space="preserve">    }</w:t>
-      </w:r>
-    </w:p>
-    <w:p>
-      <w:pPr>
-        <w:rPr>
-          <w:rFonts w:hint="default"/>
-          <w:lang w:val="en-US"/>
-        </w:rPr>
-      </w:pPr>
-      <w:r>
-        <w:rPr>
-          <w:rFonts w:hint="default"/>
-          <w:lang w:val="en-US"/>
-        </w:rPr>
-        <w:t>}</w:t>
-      </w:r>
-    </w:p>
-    <w:p>
-      <w:pPr>
-        <w:rPr>
-          <w:rFonts w:hint="default"/>
-          <w:lang w:val="en-US"/>
-        </w:rPr>
-      </w:pPr>
     </w:p>
     <w:sectPr>
       <w:pgSz w:w="11906" w:h="16838"/>

--- a/notebook.docx
+++ b/notebook.docx
@@ -895,8 +895,83 @@
           <w:lang w:val="en-US"/>
         </w:rPr>
       </w:pPr>
+      <w:r>
+        <w:rPr>
+          <w:rFonts w:hint="default"/>
+          <w:lang w:val="en-US"/>
+        </w:rPr>
+        <w:t>Ngày 4</w:t>
+      </w:r>
+    </w:p>
+    <w:p>
+      <w:pPr>
+        <w:rPr>
+          <w:rFonts w:hint="default"/>
+          <w:lang w:val="en-US"/>
+        </w:rPr>
+      </w:pPr>
+      <w:r>
+        <w:rPr>
+          <w:rFonts w:hint="default"/>
+          <w:lang w:val="en-US"/>
+        </w:rPr>
+        <w:t>Asemmetric : bất đối xứng</w:t>
+      </w:r>
+    </w:p>
+    <w:p>
+      <w:pPr>
+        <w:rPr>
+          <w:rFonts w:hint="default"/>
+          <w:lang w:val="en-US"/>
+        </w:rPr>
+      </w:pPr>
+      <w:r>
+        <w:rPr>
+          <w:rFonts w:hint="default"/>
+          <w:lang w:val="en-US"/>
+        </w:rPr>
+        <w:t>Digital signage : thuật toán toán học dùng để chứng minh giao dịch</w:t>
+      </w:r>
       <w:bookmarkStart w:id="0" w:name="_GoBack"/>
       <w:bookmarkEnd w:id="0"/>
+    </w:p>
+    <w:p>
+      <w:pPr>
+        <w:rPr>
+          <w:rFonts w:hint="default"/>
+          <w:lang w:val="en-US"/>
+        </w:rPr>
+      </w:pPr>
+      <w:r>
+        <w:rPr>
+          <w:rFonts w:hint="default"/>
+          <w:lang w:val="en-US"/>
+        </w:rPr>
+        <w:t>Generate keypair : tạo cặp khóa</w:t>
+      </w:r>
+    </w:p>
+    <w:p>
+      <w:pPr>
+        <w:rPr>
+          <w:rFonts w:hint="default"/>
+          <w:lang w:val="en-US"/>
+        </w:rPr>
+      </w:pPr>
+      <w:r>
+        <w:rPr>
+          <w:rFonts w:hint="default"/>
+          <w:lang w:val="en-US"/>
+        </w:rPr>
+        <w:t>ECC : mật mã đường cong</w:t>
+      </w:r>
+    </w:p>
+    <w:p>
+      <w:pPr>
+        <w:rPr>
+          <w:rFonts w:hint="default"/>
+          <w:lang w:val="en-US"/>
+        </w:rPr>
+      </w:pPr>
     </w:p>
     <w:sectPr>
       <w:pgSz w:w="11906" w:h="16838"/>
